--- a/KOSHILA_timetable.docx
+++ b/KOSHILA_timetable.docx
@@ -139,7 +139,11 @@
             <w:tcW w:type="dxa" w:w="1080"/>
           </w:tcPr>
           <w:p>
-            <w:r/>
+            <w:r>
+              <w:t>10A</w:t>
+              <w:br/>
+              <w:t>GAMES</w:t>
+            </w:r>
           </w:p>
         </w:tc>
         <w:tc>
@@ -163,7 +167,11 @@
             <w:tcW w:type="dxa" w:w="1080"/>
           </w:tcPr>
           <w:p>
-            <w:r/>
+            <w:r>
+              <w:t>9B</w:t>
+              <w:br/>
+              <w:t>GAMES</w:t>
+            </w:r>
           </w:p>
         </w:tc>
         <w:tc>
@@ -171,7 +179,11 @@
             <w:tcW w:type="dxa" w:w="1080"/>
           </w:tcPr>
           <w:p>
-            <w:r/>
+            <w:r>
+              <w:t>9D</w:t>
+              <w:br/>
+              <w:t>GAMES</w:t>
+            </w:r>
           </w:p>
         </w:tc>
         <w:tc>
@@ -211,7 +223,11 @@
             <w:tcW w:type="dxa" w:w="1080"/>
           </w:tcPr>
           <w:p>
-            <w:r/>
+            <w:r>
+              <w:t>8B</w:t>
+              <w:br/>
+              <w:t>GAMES</w:t>
+            </w:r>
           </w:p>
         </w:tc>
         <w:tc>
@@ -219,7 +235,23 @@
             <w:tcW w:type="dxa" w:w="1080"/>
           </w:tcPr>
           <w:p>
-            <w:r/>
+            <w:r>
+              <w:t>8C</w:t>
+              <w:br/>
+              <w:t>GAMES</w:t>
+            </w:r>
+          </w:p>
+        </w:tc>
+        <w:tc>
+          <w:tcPr>
+            <w:tcW w:type="dxa" w:w="1080"/>
+          </w:tcPr>
+          <w:p>
+            <w:r>
+              <w:t>9A</w:t>
+              <w:br/>
+              <w:t>GAMES</w:t>
+            </w:r>
           </w:p>
         </w:tc>
         <w:tc>
@@ -239,23 +271,7 @@
             <w:tcW w:type="dxa" w:w="1080"/>
           </w:tcPr>
           <w:p>
-            <w:r>
-              <w:t>10B</w:t>
-              <w:br/>
-              <w:t>GAMES</w:t>
-            </w:r>
-          </w:p>
-        </w:tc>
-        <w:tc>
-          <w:tcPr>
-            <w:tcW w:type="dxa" w:w="1080"/>
-          </w:tcPr>
-          <w:p>
-            <w:r>
-              <w:t>9C</w:t>
-              <w:br/>
-              <w:t>GAMES</w:t>
-            </w:r>
+            <w:r/>
           </w:p>
         </w:tc>
         <w:tc>
@@ -295,30 +311,6 @@
             <w:tcW w:type="dxa" w:w="1080"/>
           </w:tcPr>
           <w:p>
-            <w:r>
-              <w:t>9A</w:t>
-              <w:br/>
-              <w:t>GAMES</w:t>
-            </w:r>
-          </w:p>
-        </w:tc>
-        <w:tc>
-          <w:tcPr>
-            <w:tcW w:type="dxa" w:w="1080"/>
-          </w:tcPr>
-          <w:p>
-            <w:r>
-              <w:t>8B</w:t>
-              <w:br/>
-              <w:t>GAMES</w:t>
-            </w:r>
-          </w:p>
-        </w:tc>
-        <w:tc>
-          <w:tcPr>
-            <w:tcW w:type="dxa" w:w="1080"/>
-          </w:tcPr>
-          <w:p>
             <w:r/>
           </w:p>
         </w:tc>
@@ -336,10 +328,30 @@
           </w:tcPr>
           <w:p>
             <w:r>
-              <w:t>9B</w:t>
+              <w:t>8A</w:t>
               <w:br/>
               <w:t>GAMES</w:t>
             </w:r>
+          </w:p>
+        </w:tc>
+        <w:tc>
+          <w:tcPr>
+            <w:tcW w:type="dxa" w:w="1080"/>
+          </w:tcPr>
+          <w:p>
+            <w:r>
+              <w:t>9C</w:t>
+              <w:br/>
+              <w:t>GAMES</w:t>
+            </w:r>
+          </w:p>
+        </w:tc>
+        <w:tc>
+          <w:tcPr>
+            <w:tcW w:type="dxa" w:w="1080"/>
+          </w:tcPr>
+          <w:p>
+            <w:r/>
           </w:p>
         </w:tc>
         <w:tc>
@@ -379,82 +391,10 @@
             <w:tcW w:type="dxa" w:w="1080"/>
           </w:tcPr>
           <w:p>
-            <w:r/>
-          </w:p>
-        </w:tc>
-        <w:tc>
-          <w:tcPr>
-            <w:tcW w:type="dxa" w:w="1080"/>
-          </w:tcPr>
-          <w:p>
             <w:r>
-              <w:t>10C</w:t>
+              <w:t>8D</w:t>
               <w:br/>
               <w:t>GAMES</w:t>
-            </w:r>
-          </w:p>
-        </w:tc>
-        <w:tc>
-          <w:tcPr>
-            <w:tcW w:type="dxa" w:w="1080"/>
-          </w:tcPr>
-          <w:p>
-            <w:r>
-              <w:t>8A</w:t>
-              <w:br/>
-              <w:t>GAMES</w:t>
-            </w:r>
-          </w:p>
-        </w:tc>
-        <w:tc>
-          <w:tcPr>
-            <w:tcW w:type="dxa" w:w="1080"/>
-          </w:tcPr>
-          <w:p>
-            <w:r>
-              <w:t>8C</w:t>
-              <w:br/>
-              <w:t>GAMES</w:t>
-            </w:r>
-          </w:p>
-        </w:tc>
-        <w:tc>
-          <w:tcPr>
-            <w:tcW w:type="dxa" w:w="1080"/>
-          </w:tcPr>
-          <w:p>
-            <w:r/>
-          </w:p>
-        </w:tc>
-        <w:tc>
-          <w:tcPr>
-            <w:tcW w:type="dxa" w:w="1080"/>
-          </w:tcPr>
-          <w:p>
-            <w:r>
-              <w:t>9:50-10:25</w:t>
-            </w:r>
-          </w:p>
-        </w:tc>
-      </w:tr>
-      <w:tr>
-        <w:tc>
-          <w:tcPr>
-            <w:tcW w:type="dxa" w:w="1080"/>
-          </w:tcPr>
-          <w:p>
-            <w:r>
-              <w:t>P5</w:t>
-            </w:r>
-          </w:p>
-        </w:tc>
-        <w:tc>
-          <w:tcPr>
-            <w:tcW w:type="dxa" w:w="1080"/>
-          </w:tcPr>
-          <w:p>
-            <w:r>
-              <w:t>10:50-11:30</w:t>
             </w:r>
           </w:p>
         </w:tc>
@@ -479,8 +419,16 @@
             <w:tcW w:type="dxa" w:w="1080"/>
           </w:tcPr>
           <w:p>
+            <w:r/>
+          </w:p>
+        </w:tc>
+        <w:tc>
+          <w:tcPr>
+            <w:tcW w:type="dxa" w:w="1080"/>
+          </w:tcPr>
+          <w:p>
             <w:r>
-              <w:t>9E</w:t>
+              <w:t>10F</w:t>
               <w:br/>
               <w:t>GAMES</w:t>
             </w:r>
@@ -491,26 +439,8 @@
             <w:tcW w:type="dxa" w:w="1080"/>
           </w:tcPr>
           <w:p>
-            <w:r/>
-          </w:p>
-        </w:tc>
-        <w:tc>
-          <w:tcPr>
-            <w:tcW w:type="dxa" w:w="1080"/>
-          </w:tcPr>
-          <w:p>
             <w:r>
-              <w:t>Lunch</w:t>
-            </w:r>
-          </w:p>
-        </w:tc>
-        <w:tc>
-          <w:tcPr>
-            <w:tcW w:type="dxa" w:w="1080"/>
-          </w:tcPr>
-          <w:p>
-            <w:r>
-              <w:t>10:55-11:35</w:t>
+              <w:t>9:50-10:25</w:t>
             </w:r>
           </w:p>
         </w:tc>
@@ -532,7 +462,7 @@
           </w:tcPr>
           <w:p>
             <w:r>
-              <w:t>11:30-12:00</w:t>
+              <w:t>10:50-11:20</w:t>
             </w:r>
           </w:p>
         </w:tc>
@@ -594,7 +524,7 @@
           </w:tcPr>
           <w:p>
             <w:r>
-              <w:t>P6</w:t>
+              <w:t>P5</w:t>
             </w:r>
           </w:p>
         </w:tc>
@@ -604,19 +534,7 @@
           </w:tcPr>
           <w:p>
             <w:r>
-              <w:t>12:00-12:40</w:t>
-            </w:r>
-          </w:p>
-        </w:tc>
-        <w:tc>
-          <w:tcPr>
-            <w:tcW w:type="dxa" w:w="1080"/>
-          </w:tcPr>
-          <w:p>
-            <w:r>
-              <w:t>9D</w:t>
-              <w:br/>
-              <w:t>GAMES</w:t>
+              <w:t>11:20-12:00</w:t>
             </w:r>
           </w:p>
         </w:tc>
@@ -637,16 +555,8 @@
             <w:tcW w:type="dxa" w:w="1080"/>
           </w:tcPr>
           <w:p>
-            <w:r/>
-          </w:p>
-        </w:tc>
-        <w:tc>
-          <w:tcPr>
-            <w:tcW w:type="dxa" w:w="1080"/>
-          </w:tcPr>
-          <w:p>
             <w:r>
-              <w:t>10F</w:t>
+              <w:t>10B</w:t>
               <w:br/>
               <w:t>GAMES</w:t>
             </w:r>
@@ -657,11 +567,103 @@
             <w:tcW w:type="dxa" w:w="1080"/>
           </w:tcPr>
           <w:p>
+            <w:r/>
+          </w:p>
+        </w:tc>
+        <w:tc>
+          <w:tcPr>
+            <w:tcW w:type="dxa" w:w="1080"/>
+          </w:tcPr>
+          <w:p>
             <w:r>
-              <w:t>10A</w:t>
+              <w:t>10C</w:t>
               <w:br/>
               <w:t>GAMES</w:t>
             </w:r>
+          </w:p>
+        </w:tc>
+        <w:tc>
+          <w:tcPr>
+            <w:tcW w:type="dxa" w:w="1080"/>
+          </w:tcPr>
+          <w:p>
+            <w:r/>
+          </w:p>
+        </w:tc>
+        <w:tc>
+          <w:tcPr>
+            <w:tcW w:type="dxa" w:w="1080"/>
+          </w:tcPr>
+          <w:p>
+            <w:r>
+              <w:t>10:55-11:35</w:t>
+            </w:r>
+          </w:p>
+        </w:tc>
+      </w:tr>
+      <w:tr>
+        <w:tc>
+          <w:tcPr>
+            <w:tcW w:type="dxa" w:w="1080"/>
+          </w:tcPr>
+          <w:p>
+            <w:r>
+              <w:t>P6</w:t>
+            </w:r>
+          </w:p>
+        </w:tc>
+        <w:tc>
+          <w:tcPr>
+            <w:tcW w:type="dxa" w:w="1080"/>
+          </w:tcPr>
+          <w:p>
+            <w:r>
+              <w:t>12:00-12:40</w:t>
+            </w:r>
+          </w:p>
+        </w:tc>
+        <w:tc>
+          <w:tcPr>
+            <w:tcW w:type="dxa" w:w="1080"/>
+          </w:tcPr>
+          <w:p>
+            <w:r/>
+          </w:p>
+        </w:tc>
+        <w:tc>
+          <w:tcPr>
+            <w:tcW w:type="dxa" w:w="1080"/>
+          </w:tcPr>
+          <w:p>
+            <w:r/>
+          </w:p>
+        </w:tc>
+        <w:tc>
+          <w:tcPr>
+            <w:tcW w:type="dxa" w:w="1080"/>
+          </w:tcPr>
+          <w:p>
+            <w:r/>
+          </w:p>
+        </w:tc>
+        <w:tc>
+          <w:tcPr>
+            <w:tcW w:type="dxa" w:w="1080"/>
+          </w:tcPr>
+          <w:p>
+            <w:r>
+              <w:t>10D</w:t>
+              <w:br/>
+              <w:t>GAMES</w:t>
+            </w:r>
+          </w:p>
+        </w:tc>
+        <w:tc>
+          <w:tcPr>
+            <w:tcW w:type="dxa" w:w="1080"/>
+          </w:tcPr>
+          <w:p>
+            <w:r/>
           </w:p>
         </w:tc>
         <w:tc>
@@ -701,7 +703,11 @@
             <w:tcW w:type="dxa" w:w="1080"/>
           </w:tcPr>
           <w:p>
-            <w:r/>
+            <w:r>
+              <w:t>9E</w:t>
+              <w:br/>
+              <w:t>GAMES</w:t>
+            </w:r>
           </w:p>
         </w:tc>
         <w:tc>
@@ -725,11 +731,7 @@
             <w:tcW w:type="dxa" w:w="1080"/>
           </w:tcPr>
           <w:p>
-            <w:r>
-              <w:t>10D</w:t>
-              <w:br/>
-              <w:t>GAMES</w:t>
-            </w:r>
+            <w:r/>
           </w:p>
         </w:tc>
         <w:tc>
@@ -783,11 +785,7 @@
             <w:tcW w:type="dxa" w:w="1080"/>
           </w:tcPr>
           <w:p>
-            <w:r>
-              <w:t>8D</w:t>
-              <w:br/>
-              <w:t>GAMES</w:t>
-            </w:r>
+            <w:r/>
           </w:p>
         </w:tc>
         <w:tc>

--- a/KOSHILA_timetable.docx
+++ b/KOSHILA_timetable.docx
@@ -22,92 +22,116 @@
         <w:tblLook w:firstColumn="1" w:firstRow="1" w:lastColumn="0" w:lastRow="0" w:noHBand="0" w:noVBand="1" w:val="04A0"/>
       </w:tblPr>
       <w:tblGrid>
-        <w:gridCol w:w="1080"/>
-        <w:gridCol w:w="1080"/>
-        <w:gridCol w:w="1080"/>
-        <w:gridCol w:w="1080"/>
-        <w:gridCol w:w="1080"/>
-        <w:gridCol w:w="1080"/>
-        <w:gridCol w:w="1080"/>
-        <w:gridCol w:w="1080"/>
+        <w:gridCol w:w="1530"/>
+        <w:gridCol w:w="1530"/>
+        <w:gridCol w:w="1530"/>
+        <w:gridCol w:w="1530"/>
+        <w:gridCol w:w="1530"/>
+        <w:gridCol w:w="1530"/>
+        <w:gridCol w:w="1530"/>
+        <w:gridCol w:w="1530"/>
       </w:tblGrid>
       <w:tr>
         <w:tc>
           <w:tcPr>
-            <w:tcW w:type="dxa" w:w="1080"/>
+            <w:tcW w:type="dxa" w:w="1530"/>
           </w:tcPr>
           <w:p>
             <w:r>
+              <w:rPr>
+                <w:b/>
+              </w:rPr>
               <w:t>Period</w:t>
             </w:r>
           </w:p>
         </w:tc>
         <w:tc>
           <w:tcPr>
-            <w:tcW w:type="dxa" w:w="1080"/>
+            <w:tcW w:type="dxa" w:w="1530"/>
           </w:tcPr>
           <w:p>
             <w:r>
-              <w:t>Mon-Thu Time</w:t>
+              <w:rPr>
+                <w:b/>
+              </w:rPr>
+              <w:t>Mon-Wed Time</w:t>
             </w:r>
           </w:p>
         </w:tc>
         <w:tc>
           <w:tcPr>
-            <w:tcW w:type="dxa" w:w="1080"/>
+            <w:tcW w:type="dxa" w:w="1530"/>
           </w:tcPr>
           <w:p>
             <w:r>
+              <w:rPr>
+                <w:b/>
+              </w:rPr>
               <w:t>Mon</w:t>
             </w:r>
           </w:p>
         </w:tc>
         <w:tc>
           <w:tcPr>
-            <w:tcW w:type="dxa" w:w="1080"/>
+            <w:tcW w:type="dxa" w:w="1530"/>
           </w:tcPr>
           <w:p>
             <w:r>
+              <w:rPr>
+                <w:b/>
+              </w:rPr>
               <w:t>Tue</w:t>
             </w:r>
           </w:p>
         </w:tc>
         <w:tc>
           <w:tcPr>
-            <w:tcW w:type="dxa" w:w="1080"/>
+            <w:tcW w:type="dxa" w:w="1530"/>
           </w:tcPr>
           <w:p>
             <w:r>
+              <w:rPr>
+                <w:b/>
+              </w:rPr>
               <w:t>Wed</w:t>
             </w:r>
           </w:p>
         </w:tc>
         <w:tc>
           <w:tcPr>
-            <w:tcW w:type="dxa" w:w="1080"/>
+            <w:tcW w:type="dxa" w:w="1530"/>
           </w:tcPr>
           <w:p>
             <w:r>
+              <w:rPr>
+                <w:b/>
+              </w:rPr>
               <w:t>Thu</w:t>
             </w:r>
           </w:p>
         </w:tc>
         <w:tc>
           <w:tcPr>
-            <w:tcW w:type="dxa" w:w="1080"/>
+            <w:tcW w:type="dxa" w:w="1530"/>
           </w:tcPr>
           <w:p>
             <w:r>
+              <w:rPr>
+                <w:b/>
+              </w:rPr>
               <w:t>Fri</w:t>
             </w:r>
           </w:p>
         </w:tc>
         <w:tc>
           <w:tcPr>
-            <w:tcW w:type="dxa" w:w="1080"/>
+            <w:tcW w:type="dxa" w:w="1530"/>
           </w:tcPr>
           <w:p>
             <w:r>
+              <w:rPr>
+                <w:b/>
+              </w:rPr>
               <w:t>Fri Time</w:t>
             </w:r>
           </w:p>
@@ -116,7 +140,7 @@
       <w:tr>
         <w:tc>
           <w:tcPr>
-            <w:tcW w:type="dxa" w:w="1080"/>
+            <w:tcW w:type="dxa" w:w="1530"/>
           </w:tcPr>
           <w:p>
             <w:r>
@@ -126,7 +150,7 @@
         </w:tc>
         <w:tc>
           <w:tcPr>
-            <w:tcW w:type="dxa" w:w="1080"/>
+            <w:tcW w:type="dxa" w:w="1530"/>
           </w:tcPr>
           <w:p>
             <w:r>
@@ -136,7 +160,427 @@
         </w:tc>
         <w:tc>
           <w:tcPr>
-            <w:tcW w:type="dxa" w:w="1080"/>
+            <w:tcW w:type="dxa" w:w="1530"/>
+          </w:tcPr>
+          <w:p>
+            <w:r/>
+          </w:p>
+        </w:tc>
+        <w:tc>
+          <w:tcPr>
+            <w:tcW w:type="dxa" w:w="1530"/>
+          </w:tcPr>
+          <w:p>
+            <w:r/>
+          </w:p>
+        </w:tc>
+        <w:tc>
+          <w:tcPr>
+            <w:tcW w:type="dxa" w:w="1530"/>
+          </w:tcPr>
+          <w:p>
+            <w:r/>
+          </w:p>
+        </w:tc>
+        <w:tc>
+          <w:tcPr>
+            <w:tcW w:type="dxa" w:w="1530"/>
+          </w:tcPr>
+          <w:p>
+            <w:r/>
+          </w:p>
+        </w:tc>
+        <w:tc>
+          <w:tcPr>
+            <w:tcW w:type="dxa" w:w="1530"/>
+          </w:tcPr>
+          <w:p>
+            <w:r/>
+          </w:p>
+        </w:tc>
+        <w:tc>
+          <w:tcPr>
+            <w:tcW w:type="dxa" w:w="1530"/>
+          </w:tcPr>
+          <w:p>
+            <w:r>
+              <w:t>8:00-8:40</w:t>
+            </w:r>
+          </w:p>
+        </w:tc>
+      </w:tr>
+      <w:tr>
+        <w:tc>
+          <w:tcPr>
+            <w:tcW w:type="dxa" w:w="1530"/>
+          </w:tcPr>
+          <w:p>
+            <w:r>
+              <w:t>P2</w:t>
+            </w:r>
+          </w:p>
+        </w:tc>
+        <w:tc>
+          <w:tcPr>
+            <w:tcW w:type="dxa" w:w="1530"/>
+          </w:tcPr>
+          <w:p>
+            <w:r>
+              <w:t>8:50-9:30</w:t>
+            </w:r>
+          </w:p>
+        </w:tc>
+        <w:tc>
+          <w:tcPr>
+            <w:tcW w:type="dxa" w:w="1530"/>
+          </w:tcPr>
+          <w:p>
+            <w:r>
+              <w:t>8A</w:t>
+              <w:br/>
+              <w:t>GAMES</w:t>
+            </w:r>
+          </w:p>
+        </w:tc>
+        <w:tc>
+          <w:tcPr>
+            <w:tcW w:type="dxa" w:w="1530"/>
+          </w:tcPr>
+          <w:p>
+            <w:r>
+              <w:t>10D</w:t>
+              <w:br/>
+              <w:t>GAMES</w:t>
+            </w:r>
+          </w:p>
+        </w:tc>
+        <w:tc>
+          <w:tcPr>
+            <w:tcW w:type="dxa" w:w="1530"/>
+          </w:tcPr>
+          <w:p>
+            <w:r>
+              <w:t>8B</w:t>
+              <w:br/>
+              <w:t>GAMES</w:t>
+            </w:r>
+          </w:p>
+        </w:tc>
+        <w:tc>
+          <w:tcPr>
+            <w:tcW w:type="dxa" w:w="1530"/>
+          </w:tcPr>
+          <w:p>
+            <w:r>
+              <w:t>8D</w:t>
+              <w:br/>
+              <w:t>GAMES</w:t>
+            </w:r>
+          </w:p>
+        </w:tc>
+        <w:tc>
+          <w:tcPr>
+            <w:tcW w:type="dxa" w:w="1530"/>
+          </w:tcPr>
+          <w:p>
+            <w:r/>
+          </w:p>
+        </w:tc>
+        <w:tc>
+          <w:tcPr>
+            <w:tcW w:type="dxa" w:w="1530"/>
+          </w:tcPr>
+          <w:p>
+            <w:r>
+              <w:t>8:40-9:15</w:t>
+            </w:r>
+          </w:p>
+        </w:tc>
+      </w:tr>
+      <w:tr>
+        <w:tc>
+          <w:tcPr>
+            <w:tcW w:type="dxa" w:w="1530"/>
+          </w:tcPr>
+          <w:p>
+            <w:r>
+              <w:t>P3</w:t>
+            </w:r>
+          </w:p>
+        </w:tc>
+        <w:tc>
+          <w:tcPr>
+            <w:tcW w:type="dxa" w:w="1530"/>
+          </w:tcPr>
+          <w:p>
+            <w:r>
+              <w:t>9:30-10:10</w:t>
+            </w:r>
+          </w:p>
+        </w:tc>
+        <w:tc>
+          <w:tcPr>
+            <w:tcW w:type="dxa" w:w="1530"/>
+          </w:tcPr>
+          <w:p>
+            <w:r/>
+          </w:p>
+        </w:tc>
+        <w:tc>
+          <w:tcPr>
+            <w:tcW w:type="dxa" w:w="1530"/>
+          </w:tcPr>
+          <w:p>
+            <w:r>
+              <w:t>10B</w:t>
+              <w:br/>
+              <w:t>GAMES</w:t>
+            </w:r>
+          </w:p>
+        </w:tc>
+        <w:tc>
+          <w:tcPr>
+            <w:tcW w:type="dxa" w:w="1530"/>
+          </w:tcPr>
+          <w:p>
+            <w:r>
+              <w:t>8C</w:t>
+              <w:br/>
+              <w:t>GAMES</w:t>
+            </w:r>
+          </w:p>
+        </w:tc>
+        <w:tc>
+          <w:tcPr>
+            <w:tcW w:type="dxa" w:w="1530"/>
+          </w:tcPr>
+          <w:p>
+            <w:r>
+              <w:t>9D</w:t>
+              <w:br/>
+              <w:t>GAMES</w:t>
+            </w:r>
+          </w:p>
+        </w:tc>
+        <w:tc>
+          <w:tcPr>
+            <w:tcW w:type="dxa" w:w="1530"/>
+          </w:tcPr>
+          <w:p>
+            <w:r/>
+          </w:p>
+        </w:tc>
+        <w:tc>
+          <w:tcPr>
+            <w:tcW w:type="dxa" w:w="1530"/>
+          </w:tcPr>
+          <w:p>
+            <w:r>
+              <w:t>9:15-9:50</w:t>
+            </w:r>
+          </w:p>
+        </w:tc>
+      </w:tr>
+      <w:tr>
+        <w:tc>
+          <w:tcPr>
+            <w:tcW w:type="dxa" w:w="1530"/>
+          </w:tcPr>
+          <w:p>
+            <w:r>
+              <w:t>P4</w:t>
+            </w:r>
+          </w:p>
+        </w:tc>
+        <w:tc>
+          <w:tcPr>
+            <w:tcW w:type="dxa" w:w="1530"/>
+          </w:tcPr>
+          <w:p>
+            <w:r>
+              <w:t>10:10-10:50</w:t>
+            </w:r>
+          </w:p>
+        </w:tc>
+        <w:tc>
+          <w:tcPr>
+            <w:tcW w:type="dxa" w:w="1530"/>
+          </w:tcPr>
+          <w:p>
+            <w:r/>
+          </w:p>
+        </w:tc>
+        <w:tc>
+          <w:tcPr>
+            <w:tcW w:type="dxa" w:w="1530"/>
+          </w:tcPr>
+          <w:p>
+            <w:r>
+              <w:t>9C</w:t>
+              <w:br/>
+              <w:t>GAMES</w:t>
+            </w:r>
+          </w:p>
+        </w:tc>
+        <w:tc>
+          <w:tcPr>
+            <w:tcW w:type="dxa" w:w="1530"/>
+          </w:tcPr>
+          <w:p>
+            <w:r/>
+          </w:p>
+        </w:tc>
+        <w:tc>
+          <w:tcPr>
+            <w:tcW w:type="dxa" w:w="1530"/>
+          </w:tcPr>
+          <w:p>
+            <w:r/>
+          </w:p>
+        </w:tc>
+        <w:tc>
+          <w:tcPr>
+            <w:tcW w:type="dxa" w:w="1530"/>
+          </w:tcPr>
+          <w:p>
+            <w:r/>
+          </w:p>
+        </w:tc>
+        <w:tc>
+          <w:tcPr>
+            <w:tcW w:type="dxa" w:w="1530"/>
+          </w:tcPr>
+          <w:p>
+            <w:r>
+              <w:t>9:50-10:25</w:t>
+            </w:r>
+          </w:p>
+        </w:tc>
+      </w:tr>
+      <w:tr>
+        <w:tc>
+          <w:tcPr>
+            <w:tcW w:type="dxa" w:w="1530"/>
+          </w:tcPr>
+          <w:p>
+            <w:r>
+              <w:t>Lunch</w:t>
+            </w:r>
+          </w:p>
+        </w:tc>
+        <w:tc>
+          <w:tcPr>
+            <w:tcW w:type="dxa" w:w="1530"/>
+          </w:tcPr>
+          <w:p>
+            <w:r>
+              <w:t>10:50-11:20</w:t>
+            </w:r>
+          </w:p>
+        </w:tc>
+        <w:tc>
+          <w:tcPr>
+            <w:tcW w:type="dxa" w:w="1530"/>
+          </w:tcPr>
+          <w:p>
+            <w:r/>
+          </w:p>
+        </w:tc>
+        <w:tc>
+          <w:tcPr>
+            <w:tcW w:type="dxa" w:w="1530"/>
+          </w:tcPr>
+          <w:p>
+            <w:r/>
+          </w:p>
+        </w:tc>
+        <w:tc>
+          <w:tcPr>
+            <w:tcW w:type="dxa" w:w="1530"/>
+          </w:tcPr>
+          <w:p>
+            <w:r/>
+          </w:p>
+        </w:tc>
+        <w:tc>
+          <w:tcPr>
+            <w:tcW w:type="dxa" w:w="1530"/>
+          </w:tcPr>
+          <w:p>
+            <w:r/>
+          </w:p>
+        </w:tc>
+        <w:tc>
+          <w:tcPr>
+            <w:tcW w:type="dxa" w:w="1530"/>
+          </w:tcPr>
+          <w:p>
+            <w:r/>
+          </w:p>
+        </w:tc>
+        <w:tc>
+          <w:tcPr>
+            <w:tcW w:type="dxa" w:w="1530"/>
+          </w:tcPr>
+          <w:p>
+            <w:r>
+              <w:t>10:25-10:55</w:t>
+            </w:r>
+          </w:p>
+        </w:tc>
+      </w:tr>
+      <w:tr>
+        <w:tc>
+          <w:tcPr>
+            <w:tcW w:type="dxa" w:w="1530"/>
+          </w:tcPr>
+          <w:p>
+            <w:r>
+              <w:t>P5</w:t>
+            </w:r>
+          </w:p>
+        </w:tc>
+        <w:tc>
+          <w:tcPr>
+            <w:tcW w:type="dxa" w:w="1530"/>
+          </w:tcPr>
+          <w:p>
+            <w:r>
+              <w:t>11:20-12:00</w:t>
+            </w:r>
+          </w:p>
+        </w:tc>
+        <w:tc>
+          <w:tcPr>
+            <w:tcW w:type="dxa" w:w="1530"/>
+          </w:tcPr>
+          <w:p>
+            <w:r/>
+          </w:p>
+        </w:tc>
+        <w:tc>
+          <w:tcPr>
+            <w:tcW w:type="dxa" w:w="1530"/>
+          </w:tcPr>
+          <w:p>
+            <w:r>
+              <w:t>10E</w:t>
+              <w:br/>
+              <w:t>GAMES</w:t>
+            </w:r>
+          </w:p>
+        </w:tc>
+        <w:tc>
+          <w:tcPr>
+            <w:tcW w:type="dxa" w:w="1530"/>
+          </w:tcPr>
+          <w:p>
+            <w:r/>
+          </w:p>
+        </w:tc>
+        <w:tc>
+          <w:tcPr>
+            <w:tcW w:type="dxa" w:w="1530"/>
           </w:tcPr>
           <w:p>
             <w:r>
@@ -148,7 +592,7 @@
         </w:tc>
         <w:tc>
           <w:tcPr>
-            <w:tcW w:type="dxa" w:w="1080"/>
+            <w:tcW w:type="dxa" w:w="1530"/>
           </w:tcPr>
           <w:p>
             <w:r/>
@@ -156,7 +600,39 @@
         </w:tc>
         <w:tc>
           <w:tcPr>
-            <w:tcW w:type="dxa" w:w="1080"/>
+            <w:tcW w:type="dxa" w:w="1530"/>
+          </w:tcPr>
+          <w:p>
+            <w:r>
+              <w:t>10:55-11:35</w:t>
+            </w:r>
+          </w:p>
+        </w:tc>
+      </w:tr>
+      <w:tr>
+        <w:tc>
+          <w:tcPr>
+            <w:tcW w:type="dxa" w:w="1530"/>
+          </w:tcPr>
+          <w:p>
+            <w:r>
+              <w:t>P6</w:t>
+            </w:r>
+          </w:p>
+        </w:tc>
+        <w:tc>
+          <w:tcPr>
+            <w:tcW w:type="dxa" w:w="1530"/>
+          </w:tcPr>
+          <w:p>
+            <w:r>
+              <w:t>12:00-12:40</w:t>
+            </w:r>
+          </w:p>
+        </w:tc>
+        <w:tc>
+          <w:tcPr>
+            <w:tcW w:type="dxa" w:w="1530"/>
           </w:tcPr>
           <w:p>
             <w:r/>
@@ -164,11 +640,11 @@
         </w:tc>
         <w:tc>
           <w:tcPr>
-            <w:tcW w:type="dxa" w:w="1080"/>
+            <w:tcW w:type="dxa" w:w="1530"/>
           </w:tcPr>
           <w:p>
             <w:r>
-              <w:t>9B</w:t>
+              <w:t>9E</w:t>
               <w:br/>
               <w:t>GAMES</w:t>
             </w:r>
@@ -176,23 +652,35 @@
         </w:tc>
         <w:tc>
           <w:tcPr>
-            <w:tcW w:type="dxa" w:w="1080"/>
+            <w:tcW w:type="dxa" w:w="1530"/>
           </w:tcPr>
           <w:p>
-            <w:r>
-              <w:t>9D</w:t>
-              <w:br/>
-              <w:t>GAMES</w:t>
-            </w:r>
+            <w:r/>
           </w:p>
         </w:tc>
         <w:tc>
           <w:tcPr>
-            <w:tcW w:type="dxa" w:w="1080"/>
+            <w:tcW w:type="dxa" w:w="1530"/>
+          </w:tcPr>
+          <w:p>
+            <w:r/>
+          </w:p>
+        </w:tc>
+        <w:tc>
+          <w:tcPr>
+            <w:tcW w:type="dxa" w:w="1530"/>
+          </w:tcPr>
+          <w:p>
+            <w:r/>
+          </w:p>
+        </w:tc>
+        <w:tc>
+          <w:tcPr>
+            <w:tcW w:type="dxa" w:w="1530"/>
           </w:tcPr>
           <w:p>
             <w:r>
-              <w:t>8:00-8:40</w:t>
+              <w:t>11:35-12:15</w:t>
             </w:r>
           </w:p>
         </w:tc>
@@ -200,51 +688,27 @@
       <w:tr>
         <w:tc>
           <w:tcPr>
-            <w:tcW w:type="dxa" w:w="1080"/>
+            <w:tcW w:type="dxa" w:w="1530"/>
           </w:tcPr>
           <w:p>
             <w:r>
-              <w:t>P2</w:t>
+              <w:t>P7</w:t>
             </w:r>
           </w:p>
         </w:tc>
         <w:tc>
           <w:tcPr>
-            <w:tcW w:type="dxa" w:w="1080"/>
+            <w:tcW w:type="dxa" w:w="1530"/>
           </w:tcPr>
           <w:p>
             <w:r>
-              <w:t>8:50-9:30</w:t>
+              <w:t>12:40-1:20</w:t>
             </w:r>
           </w:p>
         </w:tc>
         <w:tc>
           <w:tcPr>
-            <w:tcW w:type="dxa" w:w="1080"/>
-          </w:tcPr>
-          <w:p>
-            <w:r>
-              <w:t>8B</w:t>
-              <w:br/>
-              <w:t>GAMES</w:t>
-            </w:r>
-          </w:p>
-        </w:tc>
-        <w:tc>
-          <w:tcPr>
-            <w:tcW w:type="dxa" w:w="1080"/>
-          </w:tcPr>
-          <w:p>
-            <w:r>
-              <w:t>8C</w:t>
-              <w:br/>
-              <w:t>GAMES</w:t>
-            </w:r>
-          </w:p>
-        </w:tc>
-        <w:tc>
-          <w:tcPr>
-            <w:tcW w:type="dxa" w:w="1080"/>
+            <w:tcW w:type="dxa" w:w="1530"/>
           </w:tcPr>
           <w:p>
             <w:r>
@@ -256,7 +720,7 @@
         </w:tc>
         <w:tc>
           <w:tcPr>
-            <w:tcW w:type="dxa" w:w="1080"/>
+            <w:tcW w:type="dxa" w:w="1530"/>
           </w:tcPr>
           <w:p>
             <w:r>
@@ -268,163 +732,7 @@
         </w:tc>
         <w:tc>
           <w:tcPr>
-            <w:tcW w:type="dxa" w:w="1080"/>
-          </w:tcPr>
-          <w:p>
-            <w:r/>
-          </w:p>
-        </w:tc>
-        <w:tc>
-          <w:tcPr>
-            <w:tcW w:type="dxa" w:w="1080"/>
-          </w:tcPr>
-          <w:p>
-            <w:r>
-              <w:t>8:40-9:15</w:t>
-            </w:r>
-          </w:p>
-        </w:tc>
-      </w:tr>
-      <w:tr>
-        <w:tc>
-          <w:tcPr>
-            <w:tcW w:type="dxa" w:w="1080"/>
-          </w:tcPr>
-          <w:p>
-            <w:r>
-              <w:t>P3</w:t>
-            </w:r>
-          </w:p>
-        </w:tc>
-        <w:tc>
-          <w:tcPr>
-            <w:tcW w:type="dxa" w:w="1080"/>
-          </w:tcPr>
-          <w:p>
-            <w:r>
-              <w:t>9:30-10:10</w:t>
-            </w:r>
-          </w:p>
-        </w:tc>
-        <w:tc>
-          <w:tcPr>
-            <w:tcW w:type="dxa" w:w="1080"/>
-          </w:tcPr>
-          <w:p>
-            <w:r/>
-          </w:p>
-        </w:tc>
-        <w:tc>
-          <w:tcPr>
-            <w:tcW w:type="dxa" w:w="1080"/>
-          </w:tcPr>
-          <w:p>
-            <w:r/>
-          </w:p>
-        </w:tc>
-        <w:tc>
-          <w:tcPr>
-            <w:tcW w:type="dxa" w:w="1080"/>
-          </w:tcPr>
-          <w:p>
-            <w:r>
-              <w:t>8A</w:t>
-              <w:br/>
-              <w:t>GAMES</w:t>
-            </w:r>
-          </w:p>
-        </w:tc>
-        <w:tc>
-          <w:tcPr>
-            <w:tcW w:type="dxa" w:w="1080"/>
-          </w:tcPr>
-          <w:p>
-            <w:r>
-              <w:t>9C</w:t>
-              <w:br/>
-              <w:t>GAMES</w:t>
-            </w:r>
-          </w:p>
-        </w:tc>
-        <w:tc>
-          <w:tcPr>
-            <w:tcW w:type="dxa" w:w="1080"/>
-          </w:tcPr>
-          <w:p>
-            <w:r/>
-          </w:p>
-        </w:tc>
-        <w:tc>
-          <w:tcPr>
-            <w:tcW w:type="dxa" w:w="1080"/>
-          </w:tcPr>
-          <w:p>
-            <w:r>
-              <w:t>9:15-9:50</w:t>
-            </w:r>
-          </w:p>
-        </w:tc>
-      </w:tr>
-      <w:tr>
-        <w:tc>
-          <w:tcPr>
-            <w:tcW w:type="dxa" w:w="1080"/>
-          </w:tcPr>
-          <w:p>
-            <w:r>
-              <w:t>P4</w:t>
-            </w:r>
-          </w:p>
-        </w:tc>
-        <w:tc>
-          <w:tcPr>
-            <w:tcW w:type="dxa" w:w="1080"/>
-          </w:tcPr>
-          <w:p>
-            <w:r>
-              <w:t>10:10-10:50</w:t>
-            </w:r>
-          </w:p>
-        </w:tc>
-        <w:tc>
-          <w:tcPr>
-            <w:tcW w:type="dxa" w:w="1080"/>
-          </w:tcPr>
-          <w:p>
-            <w:r>
-              <w:t>8D</w:t>
-              <w:br/>
-              <w:t>GAMES</w:t>
-            </w:r>
-          </w:p>
-        </w:tc>
-        <w:tc>
-          <w:tcPr>
-            <w:tcW w:type="dxa" w:w="1080"/>
-          </w:tcPr>
-          <w:p>
-            <w:r/>
-          </w:p>
-        </w:tc>
-        <w:tc>
-          <w:tcPr>
-            <w:tcW w:type="dxa" w:w="1080"/>
-          </w:tcPr>
-          <w:p>
-            <w:r/>
-          </w:p>
-        </w:tc>
-        <w:tc>
-          <w:tcPr>
-            <w:tcW w:type="dxa" w:w="1080"/>
-          </w:tcPr>
-          <w:p>
-            <w:r/>
-          </w:p>
-        </w:tc>
-        <w:tc>
-          <w:tcPr>
-            <w:tcW w:type="dxa" w:w="1080"/>
+            <w:tcW w:type="dxa" w:w="1530"/>
           </w:tcPr>
           <w:p>
             <w:r>
@@ -436,39 +744,7 @@
         </w:tc>
         <w:tc>
           <w:tcPr>
-            <w:tcW w:type="dxa" w:w="1080"/>
-          </w:tcPr>
-          <w:p>
-            <w:r>
-              <w:t>9:50-10:25</w:t>
-            </w:r>
-          </w:p>
-        </w:tc>
-      </w:tr>
-      <w:tr>
-        <w:tc>
-          <w:tcPr>
-            <w:tcW w:type="dxa" w:w="1080"/>
-          </w:tcPr>
-          <w:p>
-            <w:r>
-              <w:t>Lunch</w:t>
-            </w:r>
-          </w:p>
-        </w:tc>
-        <w:tc>
-          <w:tcPr>
-            <w:tcW w:type="dxa" w:w="1080"/>
-          </w:tcPr>
-          <w:p>
-            <w:r>
-              <w:t>10:50-11:20</w:t>
-            </w:r>
-          </w:p>
-        </w:tc>
-        <w:tc>
-          <w:tcPr>
-            <w:tcW w:type="dxa" w:w="1080"/>
+            <w:tcW w:type="dxa" w:w="1530"/>
           </w:tcPr>
           <w:p>
             <w:r/>
@@ -476,7 +752,7 @@
         </w:tc>
         <w:tc>
           <w:tcPr>
-            <w:tcW w:type="dxa" w:w="1080"/>
+            <w:tcW w:type="dxa" w:w="1530"/>
           </w:tcPr>
           <w:p>
             <w:r/>
@@ -484,267 +760,7 @@
         </w:tc>
         <w:tc>
           <w:tcPr>
-            <w:tcW w:type="dxa" w:w="1080"/>
-          </w:tcPr>
-          <w:p>
-            <w:r/>
-          </w:p>
-        </w:tc>
-        <w:tc>
-          <w:tcPr>
-            <w:tcW w:type="dxa" w:w="1080"/>
-          </w:tcPr>
-          <w:p>
-            <w:r/>
-          </w:p>
-        </w:tc>
-        <w:tc>
-          <w:tcPr>
-            <w:tcW w:type="dxa" w:w="1080"/>
-          </w:tcPr>
-          <w:p>
-            <w:r/>
-          </w:p>
-        </w:tc>
-        <w:tc>
-          <w:tcPr>
-            <w:tcW w:type="dxa" w:w="1080"/>
-          </w:tcPr>
-          <w:p>
-            <w:r>
-              <w:t>10:25-10:55</w:t>
-            </w:r>
-          </w:p>
-        </w:tc>
-      </w:tr>
-      <w:tr>
-        <w:tc>
-          <w:tcPr>
-            <w:tcW w:type="dxa" w:w="1080"/>
-          </w:tcPr>
-          <w:p>
-            <w:r>
-              <w:t>P5</w:t>
-            </w:r>
-          </w:p>
-        </w:tc>
-        <w:tc>
-          <w:tcPr>
-            <w:tcW w:type="dxa" w:w="1080"/>
-          </w:tcPr>
-          <w:p>
-            <w:r>
-              <w:t>11:20-12:00</w:t>
-            </w:r>
-          </w:p>
-        </w:tc>
-        <w:tc>
-          <w:tcPr>
-            <w:tcW w:type="dxa" w:w="1080"/>
-          </w:tcPr>
-          <w:p>
-            <w:r>
-              <w:t>10E</w:t>
-              <w:br/>
-              <w:t>GAMES</w:t>
-            </w:r>
-          </w:p>
-        </w:tc>
-        <w:tc>
-          <w:tcPr>
-            <w:tcW w:type="dxa" w:w="1080"/>
-          </w:tcPr>
-          <w:p>
-            <w:r>
-              <w:t>10B</w:t>
-              <w:br/>
-              <w:t>GAMES</w:t>
-            </w:r>
-          </w:p>
-        </w:tc>
-        <w:tc>
-          <w:tcPr>
-            <w:tcW w:type="dxa" w:w="1080"/>
-          </w:tcPr>
-          <w:p>
-            <w:r/>
-          </w:p>
-        </w:tc>
-        <w:tc>
-          <w:tcPr>
-            <w:tcW w:type="dxa" w:w="1080"/>
-          </w:tcPr>
-          <w:p>
-            <w:r>
-              <w:t>10C</w:t>
-              <w:br/>
-              <w:t>GAMES</w:t>
-            </w:r>
-          </w:p>
-        </w:tc>
-        <w:tc>
-          <w:tcPr>
-            <w:tcW w:type="dxa" w:w="1080"/>
-          </w:tcPr>
-          <w:p>
-            <w:r/>
-          </w:p>
-        </w:tc>
-        <w:tc>
-          <w:tcPr>
-            <w:tcW w:type="dxa" w:w="1080"/>
-          </w:tcPr>
-          <w:p>
-            <w:r>
-              <w:t>10:55-11:35</w:t>
-            </w:r>
-          </w:p>
-        </w:tc>
-      </w:tr>
-      <w:tr>
-        <w:tc>
-          <w:tcPr>
-            <w:tcW w:type="dxa" w:w="1080"/>
-          </w:tcPr>
-          <w:p>
-            <w:r>
-              <w:t>P6</w:t>
-            </w:r>
-          </w:p>
-        </w:tc>
-        <w:tc>
-          <w:tcPr>
-            <w:tcW w:type="dxa" w:w="1080"/>
-          </w:tcPr>
-          <w:p>
-            <w:r>
-              <w:t>12:00-12:40</w:t>
-            </w:r>
-          </w:p>
-        </w:tc>
-        <w:tc>
-          <w:tcPr>
-            <w:tcW w:type="dxa" w:w="1080"/>
-          </w:tcPr>
-          <w:p>
-            <w:r/>
-          </w:p>
-        </w:tc>
-        <w:tc>
-          <w:tcPr>
-            <w:tcW w:type="dxa" w:w="1080"/>
-          </w:tcPr>
-          <w:p>
-            <w:r/>
-          </w:p>
-        </w:tc>
-        <w:tc>
-          <w:tcPr>
-            <w:tcW w:type="dxa" w:w="1080"/>
-          </w:tcPr>
-          <w:p>
-            <w:r/>
-          </w:p>
-        </w:tc>
-        <w:tc>
-          <w:tcPr>
-            <w:tcW w:type="dxa" w:w="1080"/>
-          </w:tcPr>
-          <w:p>
-            <w:r>
-              <w:t>10D</w:t>
-              <w:br/>
-              <w:t>GAMES</w:t>
-            </w:r>
-          </w:p>
-        </w:tc>
-        <w:tc>
-          <w:tcPr>
-            <w:tcW w:type="dxa" w:w="1080"/>
-          </w:tcPr>
-          <w:p>
-            <w:r/>
-          </w:p>
-        </w:tc>
-        <w:tc>
-          <w:tcPr>
-            <w:tcW w:type="dxa" w:w="1080"/>
-          </w:tcPr>
-          <w:p>
-            <w:r>
-              <w:t>11:35-12:15</w:t>
-            </w:r>
-          </w:p>
-        </w:tc>
-      </w:tr>
-      <w:tr>
-        <w:tc>
-          <w:tcPr>
-            <w:tcW w:type="dxa" w:w="1080"/>
-          </w:tcPr>
-          <w:p>
-            <w:r>
-              <w:t>P7</w:t>
-            </w:r>
-          </w:p>
-        </w:tc>
-        <w:tc>
-          <w:tcPr>
-            <w:tcW w:type="dxa" w:w="1080"/>
-          </w:tcPr>
-          <w:p>
-            <w:r>
-              <w:t>12:40-1:20</w:t>
-            </w:r>
-          </w:p>
-        </w:tc>
-        <w:tc>
-          <w:tcPr>
-            <w:tcW w:type="dxa" w:w="1080"/>
-          </w:tcPr>
-          <w:p>
-            <w:r>
-              <w:t>9E</w:t>
-              <w:br/>
-              <w:t>GAMES</w:t>
-            </w:r>
-          </w:p>
-        </w:tc>
-        <w:tc>
-          <w:tcPr>
-            <w:tcW w:type="dxa" w:w="1080"/>
-          </w:tcPr>
-          <w:p>
-            <w:r/>
-          </w:p>
-        </w:tc>
-        <w:tc>
-          <w:tcPr>
-            <w:tcW w:type="dxa" w:w="1080"/>
-          </w:tcPr>
-          <w:p>
-            <w:r/>
-          </w:p>
-        </w:tc>
-        <w:tc>
-          <w:tcPr>
-            <w:tcW w:type="dxa" w:w="1080"/>
-          </w:tcPr>
-          <w:p>
-            <w:r/>
-          </w:p>
-        </w:tc>
-        <w:tc>
-          <w:tcPr>
-            <w:tcW w:type="dxa" w:w="1080"/>
-          </w:tcPr>
-          <w:p>
-            <w:r/>
-          </w:p>
-        </w:tc>
-        <w:tc>
-          <w:tcPr>
-            <w:tcW w:type="dxa" w:w="1080"/>
+            <w:tcW w:type="dxa" w:w="1530"/>
           </w:tcPr>
           <w:p>
             <w:r/>
@@ -754,7 +770,7 @@
       <w:tr>
         <w:tc>
           <w:tcPr>
-            <w:tcW w:type="dxa" w:w="1080"/>
+            <w:tcW w:type="dxa" w:w="1530"/>
           </w:tcPr>
           <w:p>
             <w:r>
@@ -764,7 +780,7 @@
         </w:tc>
         <w:tc>
           <w:tcPr>
-            <w:tcW w:type="dxa" w:w="1080"/>
+            <w:tcW w:type="dxa" w:w="1530"/>
           </w:tcPr>
           <w:p>
             <w:r>
@@ -774,7 +790,7 @@
         </w:tc>
         <w:tc>
           <w:tcPr>
-            <w:tcW w:type="dxa" w:w="1080"/>
+            <w:tcW w:type="dxa" w:w="1530"/>
           </w:tcPr>
           <w:p>
             <w:r/>
@@ -782,7 +798,7 @@
         </w:tc>
         <w:tc>
           <w:tcPr>
-            <w:tcW w:type="dxa" w:w="1080"/>
+            <w:tcW w:type="dxa" w:w="1530"/>
           </w:tcPr>
           <w:p>
             <w:r/>
@@ -790,7 +806,7 @@
         </w:tc>
         <w:tc>
           <w:tcPr>
-            <w:tcW w:type="dxa" w:w="1080"/>
+            <w:tcW w:type="dxa" w:w="1530"/>
           </w:tcPr>
           <w:p>
             <w:r/>
@@ -798,7 +814,7 @@
         </w:tc>
         <w:tc>
           <w:tcPr>
-            <w:tcW w:type="dxa" w:w="1080"/>
+            <w:tcW w:type="dxa" w:w="1530"/>
           </w:tcPr>
           <w:p>
             <w:r/>
@@ -806,7 +822,7 @@
         </w:tc>
         <w:tc>
           <w:tcPr>
-            <w:tcW w:type="dxa" w:w="1080"/>
+            <w:tcW w:type="dxa" w:w="1530"/>
           </w:tcPr>
           <w:p>
             <w:r/>
@@ -814,7 +830,7 @@
         </w:tc>
         <w:tc>
           <w:tcPr>
-            <w:tcW w:type="dxa" w:w="1080"/>
+            <w:tcW w:type="dxa" w:w="1530"/>
           </w:tcPr>
           <w:p>
             <w:r/>
@@ -823,7 +839,7 @@
       </w:tr>
     </w:tbl>
     <w:sectPr>
-      <w:pgSz w:w="12240" w:h="15840"/>
+      <w:pgSz w:w="15840" w:h="12240" w:orient="landscape"/>
       <w:pgMar w:top="1440" w:right="1800" w:bottom="1440" w:left="1800" w:header="720" w:footer="720" w:gutter="0"/>
       <w:cols w:space="720"/>
       <w:docGrid w:linePitch="360"/>

--- a/KOSHILA_timetable.docx
+++ b/KOSHILA_timetable.docx
@@ -367,7 +367,11 @@
             <w:tcW w:type="dxa" w:w="1530"/>
           </w:tcPr>
           <w:p>
-            <w:r/>
+            <w:r>
+              <w:t>10E</w:t>
+              <w:br/>
+              <w:t>GAMES</w:t>
+            </w:r>
           </w:p>
         </w:tc>
         <w:tc>
@@ -563,11 +567,7 @@
             <w:tcW w:type="dxa" w:w="1530"/>
           </w:tcPr>
           <w:p>
-            <w:r>
-              <w:t>10E</w:t>
-              <w:br/>
-              <w:t>GAMES</w:t>
-            </w:r>
+            <w:r/>
           </w:p>
         </w:tc>
         <w:tc>

--- a/KOSHILA_timetable.docx
+++ b/KOSHILA_timetable.docx
@@ -271,11 +271,7 @@
             <w:tcW w:type="dxa" w:w="1530"/>
           </w:tcPr>
           <w:p>
-            <w:r>
-              <w:t>8D</w:t>
-              <w:br/>
-              <w:t>GAMES</w:t>
-            </w:r>
+            <w:r/>
           </w:p>
         </w:tc>
         <w:tc>
@@ -575,7 +571,11 @@
             <w:tcW w:type="dxa" w:w="1530"/>
           </w:tcPr>
           <w:p>
-            <w:r/>
+            <w:r>
+              <w:t>8D</w:t>
+              <w:br/>
+              <w:t>GAMES</w:t>
+            </w:r>
           </w:p>
         </w:tc>
         <w:tc>

--- a/KOSHILA_timetable.docx
+++ b/KOSHILA_timetable.docx
@@ -260,7 +260,7 @@
           </w:tcPr>
           <w:p>
             <w:r>
-              <w:t>8B</w:t>
+              <w:t>10C</w:t>
               <w:br/>
               <w:t>GAMES</w:t>
             </w:r>
@@ -319,7 +319,11 @@
             <w:tcW w:type="dxa" w:w="1530"/>
           </w:tcPr>
           <w:p>
-            <w:r/>
+            <w:r>
+              <w:t>8D</w:t>
+              <w:br/>
+              <w:t>GAMES</w:t>
+            </w:r>
           </w:p>
         </w:tc>
         <w:tc>
@@ -339,11 +343,7 @@
             <w:tcW w:type="dxa" w:w="1530"/>
           </w:tcPr>
           <w:p>
-            <w:r>
-              <w:t>8C</w:t>
-              <w:br/>
-              <w:t>GAMES</w:t>
-            </w:r>
+            <w:r/>
           </w:p>
         </w:tc>
         <w:tc>
@@ -571,11 +571,7 @@
             <w:tcW w:type="dxa" w:w="1530"/>
           </w:tcPr>
           <w:p>
-            <w:r>
-              <w:t>8D</w:t>
-              <w:br/>
-              <w:t>GAMES</w:t>
-            </w:r>
+            <w:r/>
           </w:p>
         </w:tc>
         <w:tc>
@@ -655,7 +651,11 @@
             <w:tcW w:type="dxa" w:w="1530"/>
           </w:tcPr>
           <w:p>
-            <w:r/>
+            <w:r>
+              <w:t>9A</w:t>
+              <w:br/>
+              <w:t>GAMES</w:t>
+            </w:r>
           </w:p>
         </w:tc>
         <w:tc>
@@ -712,7 +712,7 @@
           </w:tcPr>
           <w:p>
             <w:r>
-              <w:t>9A</w:t>
+              <w:t>8C</w:t>
               <w:br/>
               <w:t>GAMES</w:t>
             </w:r>
@@ -736,7 +736,7 @@
           </w:tcPr>
           <w:p>
             <w:r>
-              <w:t>10F</w:t>
+              <w:t>8B</w:t>
               <w:br/>
               <w:t>GAMES</w:t>
             </w:r>

--- a/KOSHILA_timetable.docx
+++ b/KOSHILA_timetable.docx
@@ -247,11 +247,7 @@
             <w:tcW w:type="dxa" w:w="1530"/>
           </w:tcPr>
           <w:p>
-            <w:r>
-              <w:t>10D</w:t>
-              <w:br/>
-              <w:t>GAMES</w:t>
-            </w:r>
+            <w:r/>
           </w:p>
         </w:tc>
         <w:tc>
@@ -435,7 +431,11 @@
             <w:tcW w:type="dxa" w:w="1530"/>
           </w:tcPr>
           <w:p>
-            <w:r/>
+            <w:r>
+              <w:t>10A</w:t>
+              <w:br/>
+              <w:t>GAMES</w:t>
+            </w:r>
           </w:p>
         </w:tc>
         <w:tc>
@@ -579,11 +579,7 @@
             <w:tcW w:type="dxa" w:w="1530"/>
           </w:tcPr>
           <w:p>
-            <w:r>
-              <w:t>10A</w:t>
-              <w:br/>
-              <w:t>GAMES</w:t>
-            </w:r>
+            <w:r/>
           </w:p>
         </w:tc>
         <w:tc>
@@ -640,7 +636,7 @@
           </w:tcPr>
           <w:p>
             <w:r>
-              <w:t>9E</w:t>
+              <w:t>9B</w:t>
               <w:br/>
               <w:t>GAMES</w:t>
             </w:r>
@@ -747,7 +743,11 @@
             <w:tcW w:type="dxa" w:w="1530"/>
           </w:tcPr>
           <w:p>
-            <w:r/>
+            <w:r>
+              <w:t>10D</w:t>
+              <w:br/>
+              <w:t>GAMES</w:t>
+            </w:r>
           </w:p>
         </w:tc>
         <w:tc>

--- a/KOSHILA_timetable.docx
+++ b/KOSHILA_timetable.docx
@@ -12,7 +12,7 @@
     </w:p>
     <w:p>
       <w:r>
-        <w:t>Total Weekly Periods: 16</w:t>
+        <w:t>Total Weekly Periods: 26</w:t>
       </w:r>
     </w:p>
     <w:tbl>
@@ -236,7 +236,7 @@
           </w:tcPr>
           <w:p>
             <w:r>
-              <w:t>8A</w:t>
+              <w:t>7C</w:t>
               <w:br/>
               <w:t>GAMES</w:t>
             </w:r>
@@ -255,11 +255,7 @@
             <w:tcW w:type="dxa" w:w="1530"/>
           </w:tcPr>
           <w:p>
-            <w:r>
-              <w:t>10C</w:t>
-              <w:br/>
-              <w:t>GAMES</w:t>
-            </w:r>
+            <w:r/>
           </w:p>
         </w:tc>
         <w:tc>
@@ -315,30 +311,6 @@
             <w:tcW w:type="dxa" w:w="1530"/>
           </w:tcPr>
           <w:p>
-            <w:r>
-              <w:t>8D</w:t>
-              <w:br/>
-              <w:t>GAMES</w:t>
-            </w:r>
-          </w:p>
-        </w:tc>
-        <w:tc>
-          <w:tcPr>
-            <w:tcW w:type="dxa" w:w="1530"/>
-          </w:tcPr>
-          <w:p>
-            <w:r>
-              <w:t>10B</w:t>
-              <w:br/>
-              <w:t>GAMES</w:t>
-            </w:r>
-          </w:p>
-        </w:tc>
-        <w:tc>
-          <w:tcPr>
-            <w:tcW w:type="dxa" w:w="1530"/>
-          </w:tcPr>
-          <w:p>
             <w:r/>
           </w:p>
         </w:tc>
@@ -348,7 +320,7 @@
           </w:tcPr>
           <w:p>
             <w:r>
-              <w:t>9D</w:t>
+              <w:t>10C</w:t>
               <w:br/>
               <w:t>GAMES</w:t>
             </w:r>
@@ -361,6 +333,30 @@
           <w:p>
             <w:r>
               <w:t>10E</w:t>
+              <w:br/>
+              <w:t>GAMES</w:t>
+            </w:r>
+          </w:p>
+        </w:tc>
+        <w:tc>
+          <w:tcPr>
+            <w:tcW w:type="dxa" w:w="1530"/>
+          </w:tcPr>
+          <w:p>
+            <w:r>
+              <w:t>9C</w:t>
+              <w:br/>
+              <w:t>GAMES</w:t>
+            </w:r>
+          </w:p>
+        </w:tc>
+        <w:tc>
+          <w:tcPr>
+            <w:tcW w:type="dxa" w:w="1530"/>
+          </w:tcPr>
+          <w:p>
+            <w:r>
+              <w:t>7E</w:t>
               <w:br/>
               <w:t>GAMES</w:t>
             </w:r>
@@ -412,7 +408,7 @@
           </w:tcPr>
           <w:p>
             <w:r>
-              <w:t>9C</w:t>
+              <w:t>8B</w:t>
               <w:br/>
               <w:t>GAMES</w:t>
             </w:r>
@@ -423,7 +419,11 @@
             <w:tcW w:type="dxa" w:w="1530"/>
           </w:tcPr>
           <w:p>
-            <w:r/>
+            <w:r>
+              <w:t>6B</w:t>
+              <w:br/>
+              <w:t>GAMES</w:t>
+            </w:r>
           </w:p>
         </w:tc>
         <w:tc>
@@ -432,7 +432,7 @@
           </w:tcPr>
           <w:p>
             <w:r>
-              <w:t>10A</w:t>
+              <w:t>7D</w:t>
               <w:br/>
               <w:t>GAMES</w:t>
             </w:r>
@@ -579,7 +579,11 @@
             <w:tcW w:type="dxa" w:w="1530"/>
           </w:tcPr>
           <w:p>
-            <w:r/>
+            <w:r>
+              <w:t>7B</w:t>
+              <w:br/>
+              <w:t>GAMES</w:t>
+            </w:r>
           </w:p>
         </w:tc>
         <w:tc>
@@ -627,6 +631,18 @@
             <w:tcW w:type="dxa" w:w="1530"/>
           </w:tcPr>
           <w:p>
+            <w:r>
+              <w:t>10B</w:t>
+              <w:br/>
+              <w:t>GAMES</w:t>
+            </w:r>
+          </w:p>
+        </w:tc>
+        <w:tc>
+          <w:tcPr>
+            <w:tcW w:type="dxa" w:w="1530"/>
+          </w:tcPr>
+          <w:p>
             <w:r/>
           </w:p>
         </w:tc>
@@ -636,7 +652,7 @@
           </w:tcPr>
           <w:p>
             <w:r>
-              <w:t>9B</w:t>
+              <w:t>9E</w:t>
               <w:br/>
               <w:t>GAMES</w:t>
             </w:r>
@@ -648,18 +664,10 @@
           </w:tcPr>
           <w:p>
             <w:r>
-              <w:t>9A</w:t>
+              <w:t>6D</w:t>
               <w:br/>
               <w:t>GAMES</w:t>
             </w:r>
-          </w:p>
-        </w:tc>
-        <w:tc>
-          <w:tcPr>
-            <w:tcW w:type="dxa" w:w="1530"/>
-          </w:tcPr>
-          <w:p>
-            <w:r/>
           </w:p>
         </w:tc>
         <w:tc>
@@ -708,7 +716,31 @@
           </w:tcPr>
           <w:p>
             <w:r>
-              <w:t>8C</w:t>
+              <w:t>8A</w:t>
+              <w:br/>
+              <w:t>GAMES</w:t>
+            </w:r>
+          </w:p>
+        </w:tc>
+        <w:tc>
+          <w:tcPr>
+            <w:tcW w:type="dxa" w:w="1530"/>
+          </w:tcPr>
+          <w:p>
+            <w:r>
+              <w:t>6E</w:t>
+              <w:br/>
+              <w:t>GAMES</w:t>
+            </w:r>
+          </w:p>
+        </w:tc>
+        <w:tc>
+          <w:tcPr>
+            <w:tcW w:type="dxa" w:w="1530"/>
+          </w:tcPr>
+          <w:p>
+            <w:r>
+              <w:t>6C</w:t>
               <w:br/>
               <w:t>GAMES</w:t>
             </w:r>
@@ -721,30 +753,6 @@
           <w:p>
             <w:r>
               <w:t>9F</w:t>
-              <w:br/>
-              <w:t>GAMES</w:t>
-            </w:r>
-          </w:p>
-        </w:tc>
-        <w:tc>
-          <w:tcPr>
-            <w:tcW w:type="dxa" w:w="1530"/>
-          </w:tcPr>
-          <w:p>
-            <w:r>
-              <w:t>8B</w:t>
-              <w:br/>
-              <w:t>GAMES</w:t>
-            </w:r>
-          </w:p>
-        </w:tc>
-        <w:tc>
-          <w:tcPr>
-            <w:tcW w:type="dxa" w:w="1530"/>
-          </w:tcPr>
-          <w:p>
-            <w:r>
-              <w:t>10D</w:t>
               <w:br/>
               <w:t>GAMES</w:t>
             </w:r>
